--- a/build/gal_electric_electricity.docx
+++ b/build/gal_electric_electricity.docx
@@ -7,7 +7,7 @@
         <w:pStyle w:val="Heading1"/>
       </w:pPr>
       <w:r>
-        <w:t>Electricity. Electricidade.</w:t>
+        <w:t>Electricidade. Electricidade.</w:t>
       </w:r>
     </w:p>
     <w:p>
@@ -25,7 +25,7 @@
       <w:r>
         <w:t>a)</w:t>
         <w:tab/>
-        <w:t>Que se inventou hai moitísimo tempo</w:t>
+        <w:t>Que non se pode xerar artificialmente</w:t>
       </w:r>
     </w:p>
     <w:p>
@@ -35,7 +35,7 @@
       <w:r>
         <w:t>b)</w:t>
         <w:tab/>
-        <w:t>Que non se pode xerar artificialmente</w:t>
+        <w:t>Que é ecolóxica</w:t>
       </w:r>
     </w:p>
     <w:p>
@@ -45,7 +45,7 @@
       <w:r>
         <w:t>c)</w:t>
         <w:tab/>
-        <w:t>Que non foi inventada</w:t>
+        <w:t>Que se inventou hai moitísimo tempo</w:t>
       </w:r>
     </w:p>
     <w:p>
@@ -55,7 +55,7 @@
       <w:r>
         <w:t>d)</w:t>
         <w:tab/>
-        <w:t>Que é ecolóxica</w:t>
+        <w:t>Que non foi inventada</w:t>
       </w:r>
     </w:p>
     <w:p>
@@ -73,7 +73,7 @@
       <w:r>
         <w:t>a)</w:t>
         <w:tab/>
-        <w:t>Forzas</w:t>
+        <w:t>Efectos</w:t>
       </w:r>
     </w:p>
     <w:p>
@@ -83,7 +83,7 @@
       <w:r>
         <w:t>b)</w:t>
         <w:tab/>
-        <w:t>Efectos</w:t>
+        <w:t>Magnitudes</w:t>
       </w:r>
     </w:p>
     <w:p>
@@ -93,7 +93,7 @@
       <w:r>
         <w:t>c)</w:t>
         <w:tab/>
-        <w:t>Magnitudes</w:t>
+        <w:t>Manifestacións</w:t>
       </w:r>
     </w:p>
     <w:p>
@@ -103,7 +103,7 @@
       <w:r>
         <w:t>d)</w:t>
         <w:tab/>
-        <w:t>Manifestacións</w:t>
+        <w:t>Forzas</w:t>
       </w:r>
     </w:p>
     <w:p>
@@ -121,7 +121,7 @@
       <w:r>
         <w:t>a)</w:t>
         <w:tab/>
-        <w:t>ámbar</w:t>
+        <w:t>imán</w:t>
       </w:r>
     </w:p>
     <w:p>
@@ -141,7 +141,7 @@
       <w:r>
         <w:t>c)</w:t>
         <w:tab/>
-        <w:t>imán</w:t>
+        <w:t>lóstrego</w:t>
       </w:r>
     </w:p>
     <w:p>
@@ -151,7 +151,7 @@
       <w:r>
         <w:t>d)</w:t>
         <w:tab/>
-        <w:t>lóstrego</w:t>
+        <w:t>ámbar</w:t>
       </w:r>
     </w:p>
     <w:p>
@@ -169,7 +169,7 @@
       <w:r>
         <w:t>a)</w:t>
         <w:tab/>
-        <w:t>Theodorakis</w:t>
+        <w:t>Pitágoras</w:t>
       </w:r>
     </w:p>
     <w:p>
@@ -179,7 +179,7 @@
       <w:r>
         <w:t>b)</w:t>
         <w:tab/>
-        <w:t>Pitágoras</w:t>
+        <w:t>Aristóteles</w:t>
       </w:r>
     </w:p>
     <w:p>
@@ -199,7 +199,7 @@
       <w:r>
         <w:t>d)</w:t>
         <w:tab/>
-        <w:t>Aristóteles</w:t>
+        <w:t>Theodorakis</w:t>
       </w:r>
     </w:p>
     <w:p>
@@ -217,7 +217,7 @@
       <w:r>
         <w:t>a)</w:t>
         <w:tab/>
-        <w:t>A finais do século XVIII, coa revolución científica</w:t>
+        <w:t>A finais do século XIX, coa lámpada eléctrica</w:t>
       </w:r>
     </w:p>
     <w:p>
@@ -227,7 +227,7 @@
       <w:r>
         <w:t>b)</w:t>
         <w:tab/>
-        <w:t>A finais do século XIX, coa lámpada eléctrica</w:t>
+        <w:t>A finais do século XVIII, coa revolución científica</w:t>
       </w:r>
     </w:p>
     <w:p>
@@ -285,7 +285,7 @@
       <w:r>
         <w:t>c)</w:t>
         <w:tab/>
-        <w:t>A mediados do século XX, coa invención do transistor</w:t>
+        <w:t>A finais do século XIX, coa lámpada eléctrica</w:t>
       </w:r>
     </w:p>
     <w:p>
@@ -295,7 +295,7 @@
       <w:r>
         <w:t>d)</w:t>
         <w:tab/>
-        <w:t>A finais do século XIX, coa lámpada eléctrica</w:t>
+        <w:t>A mediados do século XX, coa invención do transistor</w:t>
       </w:r>
     </w:p>
     <w:p>
@@ -323,7 +323,7 @@
       <w:r>
         <w:t>b)</w:t>
         <w:tab/>
-        <w:t>A finais do século XVII</w:t>
+        <w:t>A principios do século XX</w:t>
       </w:r>
     </w:p>
     <w:p>
@@ -333,7 +333,7 @@
       <w:r>
         <w:t>c)</w:t>
         <w:tab/>
-        <w:t>A principios do século XX</w:t>
+        <w:t>A finais do século XIX</w:t>
       </w:r>
     </w:p>
     <w:p>
@@ -343,7 +343,7 @@
       <w:r>
         <w:t>d)</w:t>
         <w:tab/>
-        <w:t>A finais do século XIX</w:t>
+        <w:t>A finais do século XVII</w:t>
       </w:r>
     </w:p>
     <w:p>
@@ -361,7 +361,7 @@
       <w:r>
         <w:t>a)</w:t>
         <w:tab/>
-        <w:t>A chegada do home á Lúa</w:t>
+        <w:t>A fundación do Imperio Romano</w:t>
       </w:r>
     </w:p>
     <w:p>
@@ -371,7 +371,7 @@
       <w:r>
         <w:t>b)</w:t>
         <w:tab/>
-        <w:t>A Revolución Francesa</w:t>
+        <w:t>A chegada do home á Lúa</w:t>
       </w:r>
     </w:p>
     <w:p>
@@ -381,7 +381,7 @@
       <w:r>
         <w:t>c)</w:t>
         <w:tab/>
-        <w:t>O Descubrimento de América</w:t>
+        <w:t>A Revolución Francesa</w:t>
       </w:r>
     </w:p>
     <w:p>
@@ -391,7 +391,7 @@
       <w:r>
         <w:t>d)</w:t>
         <w:tab/>
-        <w:t>A fundación do Imperio Romano</w:t>
+        <w:t>O Descubrimento de América</w:t>
       </w:r>
     </w:p>
     <w:p>
@@ -457,7 +457,7 @@
       <w:r>
         <w:t>a)</w:t>
         <w:tab/>
-        <w:t>A lámpada eléctrica</w:t>
+        <w:t>O ámbar frotado contra algún tecido</w:t>
       </w:r>
     </w:p>
     <w:p>
@@ -467,7 +467,7 @@
       <w:r>
         <w:t>b)</w:t>
         <w:tab/>
-        <w:t>O ámbar frotado contra algún tecido</w:t>
+        <w:t>A lámpada eléctrica</w:t>
       </w:r>
     </w:p>
     <w:p>
@@ -505,7 +505,7 @@
       <w:r>
         <w:t>a)</w:t>
         <w:tab/>
-        <w:t>A finais do século XIX</w:t>
+        <w:t>A comezos do século XX</w:t>
       </w:r>
     </w:p>
     <w:p>
@@ -525,7 +525,7 @@
       <w:r>
         <w:t>c)</w:t>
         <w:tab/>
-        <w:t>A comezos do século XX</w:t>
+        <w:t>A finais do século XIX</w:t>
       </w:r>
     </w:p>
     <w:p>
@@ -553,7 +553,7 @@
       <w:r>
         <w:t>a)</w:t>
         <w:tab/>
-        <w:t>O electroimán</w:t>
+        <w:t>O relé</w:t>
       </w:r>
     </w:p>
     <w:p>
@@ -563,7 +563,7 @@
       <w:r>
         <w:t>b)</w:t>
         <w:tab/>
-        <w:t>O relé</w:t>
+        <w:t>O transistor</w:t>
       </w:r>
     </w:p>
     <w:p>
@@ -573,7 +573,7 @@
       <w:r>
         <w:t>c)</w:t>
         <w:tab/>
-        <w:t>O transistor</w:t>
+        <w:t>A lámpada eléctrica</w:t>
       </w:r>
     </w:p>
     <w:p>
@@ -583,7 +583,7 @@
       <w:r>
         <w:t>d)</w:t>
         <w:tab/>
-        <w:t>A lámpada eléctrica</w:t>
+        <w:t>O electroimán</w:t>
       </w:r>
     </w:p>
     <w:p>
@@ -601,7 +601,7 @@
       <w:r>
         <w:t>a)</w:t>
         <w:tab/>
-        <w:t>cando ten máis cargas positivas que negativas</w:t>
+        <w:t>cando ten máis cargas negativas que positivas</w:t>
       </w:r>
     </w:p>
     <w:p>
@@ -611,7 +611,7 @@
       <w:r>
         <w:t>b)</w:t>
         <w:tab/>
-        <w:t>cando ten máis cargas dun signo que doutro</w:t>
+        <w:t>cando ten igual número de cargas positivas e negativas</w:t>
       </w:r>
     </w:p>
     <w:p>
@@ -621,7 +621,7 @@
       <w:r>
         <w:t>c)</w:t>
         <w:tab/>
-        <w:t>cando ten igual número de cargas positivas e negativas</w:t>
+        <w:t>cando ten máis cargas positivas que negativas</w:t>
       </w:r>
     </w:p>
     <w:p>
@@ -631,7 +631,7 @@
       <w:r>
         <w:t>d)</w:t>
         <w:tab/>
-        <w:t>cando ten máis cargas negativas que positivas</w:t>
+        <w:t>cando ten máis cargas dun signo que doutro</w:t>
       </w:r>
     </w:p>
     <w:p>
@@ -649,7 +649,7 @@
       <w:r>
         <w:t>a)</w:t>
         <w:tab/>
-        <w:t>Cando ten máis cargas de signo negativo que de signo positivo</w:t>
+        <w:t>Cando ten máis electróns que protóns, ou ao revés</w:t>
       </w:r>
     </w:p>
     <w:p>
@@ -659,7 +659,7 @@
       <w:r>
         <w:t>b)</w:t>
         <w:tab/>
-        <w:t>Cando ten máis electróns que protóns, ou ao revés</w:t>
+        <w:t>Cando ten todas as cargas</w:t>
       </w:r>
     </w:p>
     <w:p>
@@ -669,7 +669,7 @@
       <w:r>
         <w:t>c)</w:t>
         <w:tab/>
-        <w:t>Cando ten máis cargas de signo positivo que de signo negativo</w:t>
+        <w:t>Cando ten máis cargas de signo negativo que de signo positivo</w:t>
       </w:r>
     </w:p>
     <w:p>
@@ -679,7 +679,7 @@
       <w:r>
         <w:t>d)</w:t>
         <w:tab/>
-        <w:t>Cando ten todas as cargas</w:t>
+        <w:t>Cando ten máis cargas de signo positivo que de signo negativo</w:t>
       </w:r>
     </w:p>
     <w:p>
@@ -697,7 +697,7 @@
       <w:r>
         <w:t>a)</w:t>
         <w:tab/>
-        <w:t>O Joule</w:t>
+        <w:t>O Amperio</w:t>
       </w:r>
     </w:p>
     <w:p>
@@ -707,7 +707,7 @@
       <w:r>
         <w:t>b)</w:t>
         <w:tab/>
-        <w:t>O Coulomb</w:t>
+        <w:t>O Joule</w:t>
       </w:r>
     </w:p>
     <w:p>
@@ -717,7 +717,7 @@
       <w:r>
         <w:t>c)</w:t>
         <w:tab/>
-        <w:t>O Amperio</w:t>
+        <w:t>O Vatio</w:t>
       </w:r>
     </w:p>
     <w:p>
@@ -727,7 +727,7 @@
       <w:r>
         <w:t>d)</w:t>
         <w:tab/>
-        <w:t>O Vatio</w:t>
+        <w:t>O Coulomb</w:t>
       </w:r>
     </w:p>
     <w:p>
@@ -755,7 +755,7 @@
       <w:r>
         <w:t>b)</w:t>
         <w:tab/>
-        <w:t>6,2 x 10e6 electróns</w:t>
+        <w:t>6,2 x 10e12 electróns</w:t>
       </w:r>
     </w:p>
     <w:p>
@@ -765,7 +765,7 @@
       <w:r>
         <w:t>c)</w:t>
         <w:tab/>
-        <w:t>6,2 x 10e12 electróns</w:t>
+        <w:t>6,2 x 10e18 electróns</w:t>
       </w:r>
     </w:p>
     <w:p>
@@ -775,7 +775,7 @@
       <w:r>
         <w:t>d)</w:t>
         <w:tab/>
-        <w:t>6,2 x 10e18 electróns</w:t>
+        <w:t>6,2 x 10e6 electróns</w:t>
       </w:r>
     </w:p>
     <w:p>
@@ -793,7 +793,7 @@
       <w:r>
         <w:t>a)</w:t>
         <w:tab/>
-        <w:t>os electróns, negativamente, e os protóns, positivamente</w:t>
+        <w:t>os electróns, negativamente, e os neutróns, positivamente</w:t>
       </w:r>
     </w:p>
     <w:p>
@@ -803,7 +803,7 @@
       <w:r>
         <w:t>b)</w:t>
         <w:tab/>
-        <w:t>os electróns, positivamente, e os protóns, negativamente</w:t>
+        <w:t>os protóns, positivamente, e os neutróns, negativamente</w:t>
       </w:r>
     </w:p>
     <w:p>
@@ -813,7 +813,7 @@
       <w:r>
         <w:t>c)</w:t>
         <w:tab/>
-        <w:t>os electróns, negativamente, e os neutróns, positivamente</w:t>
+        <w:t>os electróns, negativamente, e os protóns, positivamente</w:t>
       </w:r>
     </w:p>
     <w:p>
@@ -823,7 +823,7 @@
       <w:r>
         <w:t>d)</w:t>
         <w:tab/>
-        <w:t>os protóns, positivamente, e os neutróns, negativamente</w:t>
+        <w:t>os electróns, positivamente, e os protóns, negativamente</w:t>
       </w:r>
     </w:p>
     <w:p>
@@ -841,7 +841,7 @@
       <w:r>
         <w:t>a)</w:t>
         <w:tab/>
-        <w:t>Un fluxo de electróns a través dun medio</w:t>
+        <w:t>Un conxunto de electróns en movemento</w:t>
       </w:r>
     </w:p>
     <w:p>
@@ -851,7 +851,7 @@
       <w:r>
         <w:t>b)</w:t>
         <w:tab/>
-        <w:t>Un fluxo de protóns a través dun medio</w:t>
+        <w:t>Un desprazamento de calquera tipo de partículas eléctricas</w:t>
       </w:r>
     </w:p>
     <w:p>
@@ -861,7 +861,7 @@
       <w:r>
         <w:t>c)</w:t>
         <w:tab/>
-        <w:t>Un desprazamento de calquera tipo de partículas eléctricas</w:t>
+        <w:t>Un fluxo de protóns a través dun medio</w:t>
       </w:r>
     </w:p>
     <w:p>
@@ -871,7 +871,7 @@
       <w:r>
         <w:t>d)</w:t>
         <w:tab/>
-        <w:t>Un conxunto de electróns en movemento</w:t>
+        <w:t>Un fluxo de electróns a través dun medio</w:t>
       </w:r>
     </w:p>
     <w:p>
@@ -889,7 +889,7 @@
       <w:r>
         <w:t>a)</w:t>
         <w:tab/>
-        <w:t>Un conxunto de electróns almacenados nun punto determinado</w:t>
+        <w:t>Un fluxo eléctrico a través dun medio</w:t>
       </w:r>
     </w:p>
     <w:p>
@@ -899,7 +899,7 @@
       <w:r>
         <w:t>b)</w:t>
         <w:tab/>
-        <w:t>Un fluxo eléctrico a través dun medio</w:t>
+        <w:t>Electróns que van dun polo a outro dun circuíto.</w:t>
       </w:r>
     </w:p>
     <w:p>
@@ -909,7 +909,7 @@
       <w:r>
         <w:t>c)</w:t>
         <w:tab/>
-        <w:t>Electróns movéndose a través dun condutor</w:t>
+        <w:t>Un conxunto de electróns almacenados nun punto determinado</w:t>
       </w:r>
     </w:p>
     <w:p>
@@ -919,7 +919,7 @@
       <w:r>
         <w:t>d)</w:t>
         <w:tab/>
-        <w:t>Electróns que van dun polo a outro dun circuíto.</w:t>
+        <w:t>Electróns movéndose a través dun condutor</w:t>
       </w:r>
     </w:p>
     <w:p>
@@ -928,6 +928,150 @@
       </w:pPr>
       <w:r>
         <w:t>Cal é un material condutor</w:t>
+      </w:r>
+    </w:p>
+    <w:p>
+      <w:pPr>
+        <w:pStyle w:val="Choice"/>
+      </w:pPr>
+      <w:r>
+        <w:t>a)</w:t>
+        <w:tab/>
+        <w:t>O plástico</w:t>
+      </w:r>
+    </w:p>
+    <w:p>
+      <w:pPr>
+        <w:pStyle w:val="Choice"/>
+      </w:pPr>
+      <w:r>
+        <w:t>b)</w:t>
+        <w:tab/>
+        <w:t>A auga destilada</w:t>
+      </w:r>
+    </w:p>
+    <w:p>
+      <w:pPr>
+        <w:pStyle w:val="Choice"/>
+      </w:pPr>
+      <w:r>
+        <w:t>c)</w:t>
+        <w:tab/>
+        <w:t>O aire</w:t>
+      </w:r>
+    </w:p>
+    <w:p>
+      <w:pPr>
+        <w:pStyle w:val="Choice"/>
+      </w:pPr>
+      <w:r>
+        <w:t>d)</w:t>
+        <w:tab/>
+        <w:t>O aluminio</w:t>
+      </w:r>
+    </w:p>
+    <w:p>
+      <w:pPr>
+        <w:pStyle w:val="ListNumber"/>
+      </w:pPr>
+      <w:r>
+        <w:t>Cal é un material illante?</w:t>
+      </w:r>
+    </w:p>
+    <w:p>
+      <w:pPr>
+        <w:pStyle w:val="Choice"/>
+      </w:pPr>
+      <w:r>
+        <w:t>a)</w:t>
+        <w:tab/>
+        <w:t>O cobre</w:t>
+      </w:r>
+    </w:p>
+    <w:p>
+      <w:pPr>
+        <w:pStyle w:val="Choice"/>
+      </w:pPr>
+      <w:r>
+        <w:t>b)</w:t>
+        <w:tab/>
+        <w:t>O grafito</w:t>
+      </w:r>
+    </w:p>
+    <w:p>
+      <w:pPr>
+        <w:pStyle w:val="Choice"/>
+      </w:pPr>
+      <w:r>
+        <w:t>c)</w:t>
+        <w:tab/>
+        <w:t>A auga salgada</w:t>
+      </w:r>
+    </w:p>
+    <w:p>
+      <w:pPr>
+        <w:pStyle w:val="Choice"/>
+      </w:pPr>
+      <w:r>
+        <w:t>d)</w:t>
+        <w:tab/>
+        <w:t>A auga destilada</w:t>
+      </w:r>
+    </w:p>
+    <w:p>
+      <w:pPr>
+        <w:pStyle w:val="ListNumber"/>
+      </w:pPr>
+      <w:r>
+        <w:t>Cal destes é un material illante?</w:t>
+      </w:r>
+    </w:p>
+    <w:p>
+      <w:pPr>
+        <w:pStyle w:val="Choice"/>
+      </w:pPr>
+      <w:r>
+        <w:t>a)</w:t>
+        <w:tab/>
+        <w:t>A auga con sal</w:t>
+      </w:r>
+    </w:p>
+    <w:p>
+      <w:pPr>
+        <w:pStyle w:val="Choice"/>
+      </w:pPr>
+      <w:r>
+        <w:t>b)</w:t>
+        <w:tab/>
+        <w:t>O grafito</w:t>
+      </w:r>
+    </w:p>
+    <w:p>
+      <w:pPr>
+        <w:pStyle w:val="Choice"/>
+      </w:pPr>
+      <w:r>
+        <w:t>c)</w:t>
+        <w:tab/>
+        <w:t>O vidro</w:t>
+      </w:r>
+    </w:p>
+    <w:p>
+      <w:pPr>
+        <w:pStyle w:val="Choice"/>
+      </w:pPr>
+      <w:r>
+        <w:t>d)</w:t>
+        <w:tab/>
+        <w:t>O aluminio</w:t>
+      </w:r>
+    </w:p>
+    <w:p>
+      <w:pPr>
+        <w:pStyle w:val="ListNumber"/>
+      </w:pPr>
+      <w:r>
+        <w:t>Cal destes é un material illante?</w:t>
       </w:r>
     </w:p>
     <w:p>
@@ -947,7 +1091,7 @@
       <w:r>
         <w:t>b)</w:t>
         <w:tab/>
-        <w:t>O aire</w:t>
+        <w:t>O grafito</w:t>
       </w:r>
     </w:p>
     <w:p>
@@ -957,7 +1101,7 @@
       <w:r>
         <w:t>c)</w:t>
         <w:tab/>
-        <w:t>O plástico</w:t>
+        <w:t>A auga con sal</w:t>
       </w:r>
     </w:p>
     <w:p>
@@ -967,7 +1111,7 @@
       <w:r>
         <w:t>d)</w:t>
         <w:tab/>
-        <w:t>A auga destilada</w:t>
+        <w:t>O plástico</w:t>
       </w:r>
     </w:p>
     <w:p>
@@ -975,7 +1119,7 @@
         <w:pStyle w:val="ListNumber"/>
       </w:pPr>
       <w:r>
-        <w:t>Cal é un material illante?</w:t>
+        <w:t>Un material illante presentará</w:t>
       </w:r>
     </w:p>
     <w:p>
@@ -985,7 +1129,7 @@
       <w:r>
         <w:t>a)</w:t>
         <w:tab/>
-        <w:t>A auga salgada</w:t>
+        <w:t>Unha corrente moi alta</w:t>
       </w:r>
     </w:p>
     <w:p>
@@ -995,7 +1139,7 @@
       <w:r>
         <w:t>b)</w:t>
         <w:tab/>
-        <w:t>O grafito</w:t>
+        <w:t>Unha resistencia moi baixa</w:t>
       </w:r>
     </w:p>
     <w:p>
@@ -1005,7 +1149,7 @@
       <w:r>
         <w:t>c)</w:t>
         <w:tab/>
-        <w:t>O cobre</w:t>
+        <w:t>Unha resistencia moi alta</w:t>
       </w:r>
     </w:p>
     <w:p>
@@ -1015,7 +1159,7 @@
       <w:r>
         <w:t>d)</w:t>
         <w:tab/>
-        <w:t>A auga destilada</w:t>
+        <w:t>Unha conductividade moi baixa</w:t>
       </w:r>
     </w:p>
     <w:p>
@@ -1023,7 +1167,7 @@
         <w:pStyle w:val="ListNumber"/>
       </w:pPr>
       <w:r>
-        <w:t>Cal destes é un material illante?</w:t>
+        <w:t>Un material condutor presentará</w:t>
       </w:r>
     </w:p>
     <w:p>
@@ -1033,7 +1177,7 @@
       <w:r>
         <w:t>a)</w:t>
         <w:tab/>
-        <w:t>A auga con sal</w:t>
+        <w:t>Unha resistencia moi alta</w:t>
       </w:r>
     </w:p>
     <w:p>
@@ -1043,7 +1187,7 @@
       <w:r>
         <w:t>b)</w:t>
         <w:tab/>
-        <w:t>O aluminio</w:t>
+        <w:t>Unha resistencia moi baixa</w:t>
       </w:r>
     </w:p>
     <w:p>
@@ -1053,7 +1197,7 @@
       <w:r>
         <w:t>c)</w:t>
         <w:tab/>
-        <w:t>O vidro</w:t>
+        <w:t>Unha corrente moi alta</w:t>
       </w:r>
     </w:p>
     <w:p>
@@ -1063,7 +1207,7 @@
       <w:r>
         <w:t>d)</w:t>
         <w:tab/>
-        <w:t>O grafito</w:t>
+        <w:t>Unha conductividade moi baixa</w:t>
       </w:r>
     </w:p>
     <w:p>
@@ -1071,7 +1215,7 @@
         <w:pStyle w:val="ListNumber"/>
       </w:pPr>
       <w:r>
-        <w:t>Cal destes é un material illante?</w:t>
+        <w:t>Un material condutor presentará..</w:t>
       </w:r>
     </w:p>
     <w:p>
@@ -1081,55 +1225,7 @@
       <w:r>
         <w:t>a)</w:t>
         <w:tab/>
-        <w:t>O aluminio</w:t>
-      </w:r>
-    </w:p>
-    <w:p>
-      <w:pPr>
-        <w:pStyle w:val="Choice"/>
-      </w:pPr>
-      <w:r>
-        <w:t>b)</w:t>
-        <w:tab/>
-        <w:t>O grafito</w:t>
-      </w:r>
-    </w:p>
-    <w:p>
-      <w:pPr>
-        <w:pStyle w:val="Choice"/>
-      </w:pPr>
-      <w:r>
-        <w:t>c)</w:t>
-        <w:tab/>
-        <w:t>O plástico</w:t>
-      </w:r>
-    </w:p>
-    <w:p>
-      <w:pPr>
-        <w:pStyle w:val="Choice"/>
-      </w:pPr>
-      <w:r>
-        <w:t>d)</w:t>
-        <w:tab/>
-        <w:t>A auga con sal</w:t>
-      </w:r>
-    </w:p>
-    <w:p>
-      <w:pPr>
-        <w:pStyle w:val="ListNumber"/>
-      </w:pPr>
-      <w:r>
-        <w:t>Un material illante presentará</w:t>
-      </w:r>
-    </w:p>
-    <w:p>
-      <w:pPr>
-        <w:pStyle w:val="Choice"/>
-      </w:pPr>
-      <w:r>
-        <w:t>a)</w:t>
-        <w:tab/>
-        <w:t>Unha resistencia moi baixa</w:t>
+        <w:t>Unha mala condutividade</w:t>
       </w:r>
     </w:p>
     <w:p>
@@ -1149,7 +1245,7 @@
       <w:r>
         <w:t>c)</w:t>
         <w:tab/>
-        <w:t>Unha corrente moi alta</w:t>
+        <w:t>Unha oposición alta ao paso da corrente</w:t>
       </w:r>
     </w:p>
     <w:p>
@@ -1159,7 +1255,7 @@
       <w:r>
         <w:t>d)</w:t>
         <w:tab/>
-        <w:t>Unha conductividade moi baixa</w:t>
+        <w:t>Unha resistencia moi baixa</w:t>
       </w:r>
     </w:p>
     <w:p>
@@ -1167,7 +1263,7 @@
         <w:pStyle w:val="ListNumber"/>
       </w:pPr>
       <w:r>
-        <w:t>Un material condutor presentará</w:t>
+        <w:t>Que fenómeno dicimos que é outra expresión da electricidade?</w:t>
       </w:r>
     </w:p>
     <w:p>
@@ -1177,7 +1273,7 @@
       <w:r>
         <w:t>a)</w:t>
         <w:tab/>
-        <w:t>Unha conductividade moi baixa</w:t>
+        <w:t>O movemento</w:t>
       </w:r>
     </w:p>
     <w:p>
@@ -1187,7 +1283,7 @@
       <w:r>
         <w:t>b)</w:t>
         <w:tab/>
-        <w:t>Unha resistencia moi alta</w:t>
+        <w:t>O magnetismo</w:t>
       </w:r>
     </w:p>
     <w:p>
@@ -1197,7 +1293,7 @@
       <w:r>
         <w:t>c)</w:t>
         <w:tab/>
-        <w:t>Unha resistencia moi baixa</w:t>
+        <w:t>A luz</w:t>
       </w:r>
     </w:p>
     <w:p>
@@ -1207,103 +1303,7 @@
       <w:r>
         <w:t>d)</w:t>
         <w:tab/>
-        <w:t>Unha corrente moi alta</w:t>
-      </w:r>
-    </w:p>
-    <w:p>
-      <w:pPr>
-        <w:pStyle w:val="ListNumber"/>
-      </w:pPr>
-      <w:r>
-        <w:t>Un material condutor presentará..</w:t>
-      </w:r>
-    </w:p>
-    <w:p>
-      <w:pPr>
-        <w:pStyle w:val="Choice"/>
-      </w:pPr>
-      <w:r>
-        <w:t>a)</w:t>
-        <w:tab/>
-        <w:t>Unha oposición alta ao paso da corrente</w:t>
-      </w:r>
-    </w:p>
-    <w:p>
-      <w:pPr>
-        <w:pStyle w:val="Choice"/>
-      </w:pPr>
-      <w:r>
-        <w:t>b)</w:t>
-        <w:tab/>
-        <w:t>Unha resistencia moi baixa</w:t>
-      </w:r>
-    </w:p>
-    <w:p>
-      <w:pPr>
-        <w:pStyle w:val="Choice"/>
-      </w:pPr>
-      <w:r>
-        <w:t>c)</w:t>
-        <w:tab/>
-        <w:t>Unha resistencia moi alta</w:t>
-      </w:r>
-    </w:p>
-    <w:p>
-      <w:pPr>
-        <w:pStyle w:val="Choice"/>
-      </w:pPr>
-      <w:r>
-        <w:t>d)</w:t>
-        <w:tab/>
-        <w:t>Unha mala condutividade</w:t>
-      </w:r>
-    </w:p>
-    <w:p>
-      <w:pPr>
-        <w:pStyle w:val="ListNumber"/>
-      </w:pPr>
-      <w:r>
-        <w:t>Que fenómeno dicimos que é outra expresión da electricidade?</w:t>
-      </w:r>
-    </w:p>
-    <w:p>
-      <w:pPr>
-        <w:pStyle w:val="Choice"/>
-      </w:pPr>
-      <w:r>
-        <w:t>a)</w:t>
-        <w:tab/>
-        <w:t>A luz</w:t>
-      </w:r>
-    </w:p>
-    <w:p>
-      <w:pPr>
-        <w:pStyle w:val="Choice"/>
-      </w:pPr>
-      <w:r>
-        <w:t>b)</w:t>
-        <w:tab/>
-        <w:t>O movemento</w:t>
-      </w:r>
-    </w:p>
-    <w:p>
-      <w:pPr>
-        <w:pStyle w:val="Choice"/>
-      </w:pPr>
-      <w:r>
-        <w:t>c)</w:t>
-        <w:tab/>
         <w:t>A calor</w:t>
-      </w:r>
-    </w:p>
-    <w:p>
-      <w:pPr>
-        <w:pStyle w:val="Choice"/>
-      </w:pPr>
-      <w:r>
-        <w:t>d)</w:t>
-        <w:tab/>
-        <w:t>O magnetismo</w:t>
       </w:r>
     </w:p>
     <w:p>
@@ -1331,7 +1331,7 @@
       <w:r>
         <w:t>b)</w:t>
         <w:tab/>
-        <w:t>Un actuador liñal</w:t>
+        <w:t>Un LED</w:t>
       </w:r>
     </w:p>
     <w:p>
@@ -1341,7 +1341,7 @@
       <w:r>
         <w:t>c)</w:t>
         <w:tab/>
-        <w:t>Un altofalante</w:t>
+        <w:t>Un actuador liñal</w:t>
       </w:r>
     </w:p>
     <w:p>
@@ -1351,7 +1351,7 @@
       <w:r>
         <w:t>d)</w:t>
         <w:tab/>
-        <w:t>Un LED</w:t>
+        <w:t>Un altofalante</w:t>
       </w:r>
     </w:p>
     <w:p>
@@ -1379,7 +1379,7 @@
       <w:r>
         <w:t>b)</w:t>
         <w:tab/>
-        <w:t>Movemento.</w:t>
+        <w:t>Movemento e calor.</w:t>
       </w:r>
     </w:p>
     <w:p>
@@ -1389,7 +1389,7 @@
       <w:r>
         <w:t>c)</w:t>
         <w:tab/>
-        <w:t>Movemento e calor.</w:t>
+        <w:t>Calor.</w:t>
       </w:r>
     </w:p>
     <w:p>
@@ -1399,7 +1399,7 @@
       <w:r>
         <w:t>d)</w:t>
         <w:tab/>
-        <w:t>Calor.</w:t>
+        <w:t>Movemento.</w:t>
       </w:r>
     </w:p>
     <w:p>
@@ -1417,7 +1417,7 @@
       <w:r>
         <w:t>a)</w:t>
         <w:tab/>
-        <w:t>Luz, calor, movemento e son.</w:t>
+        <w:t>Enerxía, movemento, calor e son</w:t>
       </w:r>
     </w:p>
     <w:p>
@@ -1427,7 +1427,7 @@
       <w:r>
         <w:t>b)</w:t>
         <w:tab/>
-        <w:t>Electroluminiscencia, calor, movemento e son.</w:t>
+        <w:t>Luz, calor, movemento e son.</w:t>
       </w:r>
     </w:p>
     <w:p>
@@ -1437,7 +1437,7 @@
       <w:r>
         <w:t>c)</w:t>
         <w:tab/>
-        <w:t>Electromagnetismo, luz, calor e movemento.</w:t>
+        <w:t>Electroluminiscencia, calor, movemento e son.</w:t>
       </w:r>
     </w:p>
     <w:p>
@@ -1447,7 +1447,7 @@
       <w:r>
         <w:t>d)</w:t>
         <w:tab/>
-        <w:t>Enerxía, movemento, calor e son</w:t>
+        <w:t>Electromagnetismo, luz, calor e movemento.</w:t>
       </w:r>
     </w:p>
     <w:p>
@@ -1475,7 +1475,7 @@
       <w:r>
         <w:t>b)</w:t>
         <w:tab/>
-        <w:t>Carga eléctrica</w:t>
+        <w:t>Resistencia eléctrica</w:t>
       </w:r>
     </w:p>
     <w:p>
@@ -1485,7 +1485,7 @@
       <w:r>
         <w:t>c)</w:t>
         <w:tab/>
-        <w:t>Resistencia eléctrica</w:t>
+        <w:t>Carga eléctrica</w:t>
       </w:r>
     </w:p>
     <w:p>
@@ -1523,7 +1523,7 @@
       <w:r>
         <w:t>b)</w:t>
         <w:tab/>
-        <w:t>adoitamos manexar grandes voltaxes con ela</w:t>
+        <w:t>Sempre ten o mesmo sentido</w:t>
       </w:r>
     </w:p>
     <w:p>
@@ -1533,7 +1533,7 @@
       <w:r>
         <w:t>c)</w:t>
         <w:tab/>
-        <w:t>é a que proporcionan as baterías e pilas</w:t>
+        <w:t>adoitamos manexar grandes voltaxes con ela</w:t>
       </w:r>
     </w:p>
     <w:p>
@@ -1543,7 +1543,7 @@
       <w:r>
         <w:t>d)</w:t>
         <w:tab/>
-        <w:t>Sempre ten o mesmo sentido</w:t>
+        <w:t>é a que proporcionan as baterías e pilas</w:t>
       </w:r>
     </w:p>
     <w:p>
@@ -1609,7 +1609,7 @@
       <w:r>
         <w:t>a)</w:t>
         <w:tab/>
-        <w:t>Teléfono móbil</w:t>
+        <w:t>Reloxio dixital</w:t>
       </w:r>
     </w:p>
     <w:p>
@@ -1629,7 +1629,7 @@
       <w:r>
         <w:t>c)</w:t>
         <w:tab/>
-        <w:t>Reloxio dixital</w:t>
+        <w:t>Teléfono móbil</w:t>
       </w:r>
     </w:p>
     <w:p>
@@ -1657,7 +1657,7 @@
       <w:r>
         <w:t>a)</w:t>
         <w:tab/>
-        <w:t>Unha impresora</w:t>
+        <w:t>Un teléfono móbil</w:t>
       </w:r>
     </w:p>
     <w:p>
@@ -1687,7 +1687,7 @@
       <w:r>
         <w:t>d)</w:t>
         <w:tab/>
-        <w:t>Un teléfono móbil</w:t>
+        <w:t>Unha impresora</w:t>
       </w:r>
     </w:p>
     <w:p>
@@ -1705,7 +1705,7 @@
       <w:r>
         <w:t>a)</w:t>
         <w:tab/>
-        <w:t>Podémola obter da rede, é dicir, nos enchufes</w:t>
+        <w:t>Podemos obtela a partir de corrente continua grazas a un adaptador</w:t>
       </w:r>
     </w:p>
     <w:p>
@@ -1715,7 +1715,7 @@
       <w:r>
         <w:t>b)</w:t>
         <w:tab/>
-        <w:t>Adoitamos manexar voltaxes menores que coa corrente continua</w:t>
+        <w:t>Cambia continuamente de sentido</w:t>
       </w:r>
     </w:p>
     <w:p>
@@ -1725,7 +1725,7 @@
       <w:r>
         <w:t>c)</w:t>
         <w:tab/>
-        <w:t>Podemos obtela a partir de corrente continua grazas a un adaptador</w:t>
+        <w:t>Podémola obter da rede, é dicir, nos enchufes</w:t>
       </w:r>
     </w:p>
     <w:p>
@@ -1735,7 +1735,7 @@
       <w:r>
         <w:t>d)</w:t>
         <w:tab/>
-        <w:t>Cambia continuamente de sentido</w:t>
+        <w:t>Adoitamos manexar voltaxes menores que coa corrente continua</w:t>
       </w:r>
     </w:p>
     <w:p>
@@ -1753,7 +1753,7 @@
       <w:r>
         <w:t>a)</w:t>
         <w:tab/>
-        <w:t>Adoitamos manexar grandes voltaxes con ela</w:t>
+        <w:t>Podémola obter da rede grazas aos adaptadores de corrente</w:t>
       </w:r>
     </w:p>
     <w:p>
@@ -1763,7 +1763,7 @@
       <w:r>
         <w:t>b)</w:t>
         <w:tab/>
-        <w:t>É a que nos dan as pilas e baterías</w:t>
+        <w:t>Adoitamos manexar grandes voltaxes con ela</w:t>
       </w:r>
     </w:p>
     <w:p>
@@ -1773,7 +1773,7 @@
       <w:r>
         <w:t>c)</w:t>
         <w:tab/>
-        <w:t>Podémola obter da rede grazas aos adaptadores de corrente</w:t>
+        <w:t>Sempre ten o mesmo sentido</w:t>
       </w:r>
     </w:p>
     <w:p>
@@ -1783,7 +1783,7 @@
       <w:r>
         <w:t>d)</w:t>
         <w:tab/>
-        <w:t>Sempre ten o mesmo sentido</w:t>
+        <w:t>É a que nos dan as pilas e baterías</w:t>
       </w:r>
     </w:p>
     <w:p>
@@ -1801,7 +1801,7 @@
       <w:r>
         <w:t>a)</w:t>
         <w:tab/>
-        <w:t>A enerxía que nos pode proporcionar cada unidade de carga</w:t>
+        <w:t>Que cantidade de electróns nos dará nunha unidade de tempo.</w:t>
       </w:r>
     </w:p>
     <w:p>
@@ -1821,7 +1821,7 @@
       <w:r>
         <w:t>c)</w:t>
         <w:tab/>
-        <w:t>Que cantidade de electróns nos dará nunha unidade de tempo.</w:t>
+        <w:t>A oposición que este exercerá fronte ao corrente que o atravesa</w:t>
       </w:r>
     </w:p>
     <w:p>
@@ -1831,7 +1831,7 @@
       <w:r>
         <w:t>d)</w:t>
         <w:tab/>
-        <w:t>A oposición que este exercerá fronte ao corrente que o atravesa</w:t>
+        <w:t>A enerxía que nos pode proporcionar cada unidade de carga</w:t>
       </w:r>
     </w:p>
     <w:p>
@@ -1849,7 +1849,7 @@
       <w:r>
         <w:t>a)</w:t>
         <w:tab/>
-        <w:t>A cantidade de electróns que hai almacenados nesa pila, é dicir, a súa carga.</w:t>
+        <w:t>A enerxía que nos poderá proporcionar cada unidade de carga desa pila</w:t>
       </w:r>
     </w:p>
     <w:p>
@@ -1859,7 +1859,7 @@
       <w:r>
         <w:t>b)</w:t>
         <w:tab/>
-        <w:t>A enerxía que nos poderá proporcionar cada unidade de carga desa pila</w:t>
+        <w:t>A cantidade de electróns que hai almacenados nesa pila, é dicir, a súa carga.</w:t>
       </w:r>
     </w:p>
     <w:p>
@@ -1869,7 +1869,7 @@
       <w:r>
         <w:t>c)</w:t>
         <w:tab/>
-        <w:t>A cantidade de electróns por segundo que poderán saír desa pila</w:t>
+        <w:t>A potencia eléctrica que desenvolverá esa pila nun circuíto eléctrico</w:t>
       </w:r>
     </w:p>
     <w:p>
@@ -1879,7 +1879,7 @@
       <w:r>
         <w:t>d)</w:t>
         <w:tab/>
-        <w:t>A potencia eléctrica que desenvolverá esa pila nun circuíto eléctrico</w:t>
+        <w:t>A cantidade de electróns por segundo que poderán saír desa pila</w:t>
       </w:r>
     </w:p>
     <w:p>
@@ -1897,7 +1897,7 @@
       <w:r>
         <w:t>a)</w:t>
         <w:tab/>
-        <w:t>Por favor, mide a voltaxe que pasa por ese cable</w:t>
+        <w:t>Por favor, mide a potencia que pasa por ese cable</w:t>
       </w:r>
     </w:p>
     <w:p>
@@ -1907,7 +1907,7 @@
       <w:r>
         <w:t>b)</w:t>
         <w:tab/>
-        <w:t>Por favor, mide a potencia que pasa por ese cable</w:t>
+        <w:t>Por favor, mide a intensidade que pasa por ese cable</w:t>
       </w:r>
     </w:p>
     <w:p>
@@ -1927,7 +1927,7 @@
       <w:r>
         <w:t>d)</w:t>
         <w:tab/>
-        <w:t>Por favor, mide a intensidade que pasa por ese cable</w:t>
+        <w:t>Por favor, mide a voltaxe que pasa por ese cable</w:t>
       </w:r>
     </w:p>
     <w:p>
@@ -1945,7 +1945,7 @@
       <w:r>
         <w:t>a)</w:t>
         <w:tab/>
-        <w:t>A enerxía producida polos electróns ao atravesar un compoñente determinado</w:t>
+        <w:t>A cantidade de electróns que pasan por un punto nun tempo determinado</w:t>
       </w:r>
     </w:p>
     <w:p>
@@ -1965,7 +1965,7 @@
       <w:r>
         <w:t>c)</w:t>
         <w:tab/>
-        <w:t>A cantidade de electróns que pasan por un punto nun tempo determinado</w:t>
+        <w:t>A oposición que presenta un material a ser atravesado polos electróns</w:t>
       </w:r>
     </w:p>
     <w:p>
@@ -1975,7 +1975,7 @@
       <w:r>
         <w:t>d)</w:t>
         <w:tab/>
-        <w:t>A oposición que presenta un material a ser atravesado polos electróns</w:t>
+        <w:t>A enerxía producida polos electróns ao atravesar un compoñente determinado</w:t>
       </w:r>
     </w:p>
     <w:p>
@@ -2003,7 +2003,7 @@
       <w:r>
         <w:t>b)</w:t>
         <w:tab/>
-        <w:t>Muchísimos amperios</w:t>
+        <w:t>Mucho menos de un amperio</w:t>
       </w:r>
     </w:p>
     <w:p>
@@ -2013,7 +2013,7 @@
       <w:r>
         <w:t>c)</w:t>
         <w:tab/>
-        <w:t>Pocos amperios</w:t>
+        <w:t>Muchísimos amperios</w:t>
       </w:r>
     </w:p>
     <w:p>
@@ -2023,7 +2023,7 @@
       <w:r>
         <w:t>d)</w:t>
         <w:tab/>
-        <w:t>Mucho menos de un amperio</w:t>
+        <w:t>Pocos amperios</w:t>
       </w:r>
     </w:p>
     <w:p>
@@ -2051,7 +2051,7 @@
       <w:r>
         <w:t>b)</w:t>
         <w:tab/>
-        <w:t>Miles</w:t>
+        <w:t>Trillóns cada segundo</w:t>
       </w:r>
     </w:p>
     <w:p>
@@ -2071,7 +2071,7 @@
       <w:r>
         <w:t>d)</w:t>
         <w:tab/>
-        <w:t>Trillóns cada segundo</w:t>
+        <w:t>Miles</w:t>
       </w:r>
     </w:p>
     <w:p>
@@ -2089,7 +2089,7 @@
       <w:r>
         <w:t>a)</w:t>
         <w:tab/>
-        <w:t>A cantidade de calor que xera un compoñente ao ser atravesado pola corrente eléctrica</w:t>
+        <w:t>Un indicador da facilidade coa que a corrente atravesa un corpo</w:t>
       </w:r>
     </w:p>
     <w:p>
@@ -2099,7 +2099,7 @@
       <w:r>
         <w:t>b)</w:t>
         <w:tab/>
-        <w:t>Un indicador da facilidade coa que a corrente atravesa un corpo</w:t>
+        <w:t>A enerxía eléctrica que perde un compoñente nun circuíto, ao ser atravesado por unha corrente</w:t>
       </w:r>
     </w:p>
     <w:p>
@@ -2109,7 +2109,7 @@
       <w:r>
         <w:t>c)</w:t>
         <w:tab/>
-        <w:t>A oposición que presenta un corpo a ser atravesado polos electróns</w:t>
+        <w:t>A cantidade de calor que xera un compoñente ao ser atravesado pola corrente eléctrica</w:t>
       </w:r>
     </w:p>
     <w:p>
@@ -2119,7 +2119,7 @@
       <w:r>
         <w:t>d)</w:t>
         <w:tab/>
-        <w:t>A enerxía eléctrica que perde un compoñente nun circuíto, ao ser atravesado por unha corrente</w:t>
+        <w:t>A oposición que presenta un corpo a ser atravesado polos electróns</w:t>
       </w:r>
     </w:p>
     <w:p>
@@ -2157,7 +2157,7 @@
       <w:r>
         <w:t>c)</w:t>
         <w:tab/>
-        <w:t>R.V=I</w:t>
+        <w:t>R=V·I</w:t>
       </w:r>
     </w:p>
     <w:p>
@@ -2167,7 +2167,7 @@
       <w:r>
         <w:t>d)</w:t>
         <w:tab/>
-        <w:t>R=V·I</w:t>
+        <w:t>R.V=I</w:t>
       </w:r>
     </w:p>
     <w:p>
@@ -2243,7 +2243,7 @@
       <w:r>
         <w:t>b)</w:t>
         <w:tab/>
-        <w:t>2Ω</w:t>
+        <w:t>1Ω</w:t>
       </w:r>
     </w:p>
     <w:p>
@@ -2253,7 +2253,7 @@
       <w:r>
         <w:t>c)</w:t>
         <w:tab/>
-        <w:t>1Ω</w:t>
+        <w:t>2Ω</w:t>
       </w:r>
     </w:p>
     <w:p>
@@ -2291,7 +2291,7 @@
       <w:r>
         <w:t>b)</w:t>
         <w:tab/>
-        <w:t>11,11 A</w:t>
+        <w:t>0,09 A</w:t>
       </w:r>
     </w:p>
     <w:p>
@@ -2301,7 +2301,7 @@
       <w:r>
         <w:t>c)</w:t>
         <w:tab/>
-        <w:t>0,09 A</w:t>
+        <w:t>900 A</w:t>
       </w:r>
     </w:p>
     <w:p>
@@ -2311,7 +2311,7 @@
       <w:r>
         <w:t>d)</w:t>
         <w:tab/>
-        <w:t>900 A</w:t>
+        <w:t>11,11 A</w:t>
       </w:r>
     </w:p>
     <w:p>
@@ -2329,7 +2329,7 @@
       <w:r>
         <w:t>a)</w:t>
         <w:tab/>
-        <w:t>12 A</w:t>
+        <w:t>0,5 A</w:t>
       </w:r>
     </w:p>
     <w:p>
@@ -2339,7 +2339,7 @@
       <w:r>
         <w:t>b)</w:t>
         <w:tab/>
-        <w:t>0,5 A</w:t>
+        <w:t>32 A</w:t>
       </w:r>
     </w:p>
     <w:p>
@@ -2349,7 +2349,7 @@
       <w:r>
         <w:t>c)</w:t>
         <w:tab/>
-        <w:t>2 A</w:t>
+        <w:t>12 A</w:t>
       </w:r>
     </w:p>
     <w:p>
@@ -2359,7 +2359,7 @@
       <w:r>
         <w:t>d)</w:t>
         <w:tab/>
-        <w:t>32 A</w:t>
+        <w:t>2 A</w:t>
       </w:r>
     </w:p>
     <w:p>
@@ -2377,7 +2377,7 @@
       <w:r>
         <w:t>a)</w:t>
         <w:tab/>
-        <w:t>12Ω</w:t>
+        <w:t>2/6Ω</w:t>
       </w:r>
     </w:p>
     <w:p>
@@ -2387,7 +2387,7 @@
       <w:r>
         <w:t>b)</w:t>
         <w:tab/>
-        <w:t>0,33Ω</w:t>
+        <w:t>12Ω</w:t>
       </w:r>
     </w:p>
     <w:p>
@@ -2397,7 +2397,7 @@
       <w:r>
         <w:t>c)</w:t>
         <w:tab/>
-        <w:t>2/6Ω</w:t>
+        <w:t>3Ω</w:t>
       </w:r>
     </w:p>
     <w:p>
@@ -2407,7 +2407,7 @@
       <w:r>
         <w:t>d)</w:t>
         <w:tab/>
-        <w:t>3Ω</w:t>
+        <w:t>0,33Ω</w:t>
       </w:r>
     </w:p>
     <w:p>
@@ -2425,7 +2425,7 @@
       <w:r>
         <w:t>a)</w:t>
         <w:tab/>
-        <w:t>0,33 V</w:t>
+        <w:t>12 V</w:t>
       </w:r>
     </w:p>
     <w:p>
@@ -2435,7 +2435,7 @@
       <w:r>
         <w:t>b)</w:t>
         <w:tab/>
-        <w:t>12 V</w:t>
+        <w:t>3 V</w:t>
       </w:r>
     </w:p>
     <w:p>
@@ -2445,7 +2445,7 @@
       <w:r>
         <w:t>c)</w:t>
         <w:tab/>
-        <w:t>27 V</w:t>
+        <w:t>0,33 V</w:t>
       </w:r>
     </w:p>
     <w:p>
@@ -2455,7 +2455,7 @@
       <w:r>
         <w:t>d)</w:t>
         <w:tab/>
-        <w:t>3 V</w:t>
+        <w:t>27 V</w:t>
       </w:r>
     </w:p>
     <w:p>
@@ -2473,7 +2473,7 @@
       <w:r>
         <w:t>a)</w:t>
         <w:tab/>
-        <w:t>200V</w:t>
+        <w:t>5V</w:t>
       </w:r>
     </w:p>
     <w:p>
@@ -2483,7 +2483,7 @@
       <w:r>
         <w:t>b)</w:t>
         <w:tab/>
-        <w:t>50V</w:t>
+        <w:t>200V</w:t>
       </w:r>
     </w:p>
     <w:p>
@@ -2493,7 +2493,7 @@
       <w:r>
         <w:t>c)</w:t>
         <w:tab/>
-        <w:t>0,005V</w:t>
+        <w:t>50V</w:t>
       </w:r>
     </w:p>
     <w:p>
@@ -2503,7 +2503,7 @@
       <w:r>
         <w:t>d)</w:t>
         <w:tab/>
-        <w:t>5V</w:t>
+        <w:t>0,005V</w:t>
       </w:r>
     </w:p>
     <w:p>
@@ -2521,7 +2521,7 @@
       <w:r>
         <w:t>a)</w:t>
         <w:tab/>
-        <w:t>A intensidade que pasa pola resistencia será maior</w:t>
+        <w:t>A cantidade de electróns que van pasar pola resistencia cada unidade de tempo non se verá afectada</w:t>
       </w:r>
     </w:p>
     <w:p>
@@ -2531,7 +2531,7 @@
       <w:r>
         <w:t>b)</w:t>
         <w:tab/>
-        <w:t>A cantidade de electróns que van pasar pola resistencia cada unidade de tempo, será menor</w:t>
+        <w:t>A cantidade de electróns que van pasar pola resistencia cada unidade de tempo, aumentará</w:t>
       </w:r>
     </w:p>
     <w:p>
@@ -2541,7 +2541,7 @@
       <w:r>
         <w:t>c)</w:t>
         <w:tab/>
-        <w:t>A cantidade de electróns que van pasar pola resistencia cada unidade de tempo non se verá afectada</w:t>
+        <w:t>A intensidade que pasa pola resistencia será maior</w:t>
       </w:r>
     </w:p>
     <w:p>
@@ -2551,7 +2551,7 @@
       <w:r>
         <w:t>d)</w:t>
         <w:tab/>
-        <w:t>A cantidade de electróns que van pasar pola resistencia cada unidade de tempo, aumentará</w:t>
+        <w:t>A cantidade de electróns que van pasar pola resistencia cada unidade de tempo, será menor</w:t>
       </w:r>
     </w:p>
     <w:p>
@@ -2569,7 +2569,7 @@
       <w:r>
         <w:t>a)</w:t>
         <w:tab/>
-        <w:t>A cantidade de electróns que van pasar pola resistencia cada unidade de tempo, aumentará</w:t>
+        <w:t>A cantidade de electróns que van pasar pola resistencia cada unidade de tempo non se verá afectada</w:t>
       </w:r>
     </w:p>
     <w:p>
@@ -2579,7 +2579,7 @@
       <w:r>
         <w:t>b)</w:t>
         <w:tab/>
-        <w:t>A cantidade de electróns que van pasar pola resistencia cada unidade de tempo, diminuirá</w:t>
+        <w:t>A cantidade de electróns que van pasar pola resistencia cada unidade de tempo, aumentará</w:t>
       </w:r>
     </w:p>
     <w:p>
@@ -2589,7 +2589,7 @@
       <w:r>
         <w:t>c)</w:t>
         <w:tab/>
-        <w:t>A intensidade que pasa pola resistencia será máis pequena</w:t>
+        <w:t>A cantidade de electróns que van pasar pola resistencia cada unidade de tempo, diminuirá</w:t>
       </w:r>
     </w:p>
     <w:p>
@@ -2599,7 +2599,7 @@
       <w:r>
         <w:t>d)</w:t>
         <w:tab/>
-        <w:t>A cantidade de electróns que van pasar pola resistencia cada unidade de tempo non se verá afectada</w:t>
+        <w:t>A intensidade que pasa pola resistencia será máis pequena</w:t>
       </w:r>
     </w:p>
     <w:p>
@@ -2617,7 +2617,55 @@
       <w:r>
         <w:t>a)</w:t>
         <w:tab/>
+        <w:t>Non se pode saber sen coñecer a voltaxe á que está conectado o circuíto</w:t>
+      </w:r>
+    </w:p>
+    <w:p>
+      <w:pPr>
+        <w:pStyle w:val="Choice"/>
+      </w:pPr>
+      <w:r>
+        <w:t>b)</w:t>
+        <w:tab/>
         <w:t>A voltaxe do circuíto reduciuse, tamén, á metade</w:t>
+      </w:r>
+    </w:p>
+    <w:p>
+      <w:pPr>
+        <w:pStyle w:val="Choice"/>
+      </w:pPr>
+      <w:r>
+        <w:t>c)</w:t>
+        <w:tab/>
+        <w:t>A voltaxe do circuíto duplicouse</w:t>
+      </w:r>
+    </w:p>
+    <w:p>
+      <w:pPr>
+        <w:pStyle w:val="Choice"/>
+      </w:pPr>
+      <w:r>
+        <w:t>d)</w:t>
+        <w:tab/>
+        <w:t>A cantidade de electróns que pasan polo circuíto está a aumentar por algún motivo</w:t>
+      </w:r>
+    </w:p>
+    <w:p>
+      <w:pPr>
+        <w:pStyle w:val="ListNumber"/>
+      </w:pPr>
+      <w:r>
+        <w:t>Estás a medir a intensidade que pasa por unha resistencia que non varía.  Nun intre determinado, observas que o valor da intensidade se duplica. Que terá pasado?</w:t>
+      </w:r>
+    </w:p>
+    <w:p>
+      <w:pPr>
+        <w:pStyle w:val="Choice"/>
+      </w:pPr>
+      <w:r>
+        <w:t>a)</w:t>
+        <w:tab/>
+        <w:t>A voltaxe do circuíto reduciuse a metade</w:t>
       </w:r>
     </w:p>
     <w:p>
@@ -2637,7 +2685,7 @@
       <w:r>
         <w:t>c)</w:t>
         <w:tab/>
-        <w:t>A voltaxe do circuíto duplicouse</w:t>
+        <w:t>A voltaxe do circuíto se duplicou tamén</w:t>
       </w:r>
     </w:p>
     <w:p>
@@ -2647,55 +2695,7 @@
       <w:r>
         <w:t>d)</w:t>
         <w:tab/>
-        <w:t>A cantidade de electróns que pasan polo circuíto está a aumentar por algún motivo</w:t>
-      </w:r>
-    </w:p>
-    <w:p>
-      <w:pPr>
-        <w:pStyle w:val="ListNumber"/>
-      </w:pPr>
-      <w:r>
-        <w:t>Estás a medir a intensidade que pasa por unha resistencia que non varía.  Nun intre determinado, observas que o valor da intensidade se duplica. Que terá pasado?</w:t>
-      </w:r>
-    </w:p>
-    <w:p>
-      <w:pPr>
-        <w:pStyle w:val="Choice"/>
-      </w:pPr>
-      <w:r>
-        <w:t>a)</w:t>
-        <w:tab/>
         <w:t>A cantidade de electróns que pasan polo circuíto está a reducirse por algún motivo</w:t>
-      </w:r>
-    </w:p>
-    <w:p>
-      <w:pPr>
-        <w:pStyle w:val="Choice"/>
-      </w:pPr>
-      <w:r>
-        <w:t>b)</w:t>
-        <w:tab/>
-        <w:t>Non se pode saber sen coñecer a voltaxe á que está conectado o circuíto</w:t>
-      </w:r>
-    </w:p>
-    <w:p>
-      <w:pPr>
-        <w:pStyle w:val="Choice"/>
-      </w:pPr>
-      <w:r>
-        <w:t>c)</w:t>
-        <w:tab/>
-        <w:t>A voltaxe do circuíto reduciuse a metade</w:t>
-      </w:r>
-    </w:p>
-    <w:p>
-      <w:pPr>
-        <w:pStyle w:val="Choice"/>
-      </w:pPr>
-      <w:r>
-        <w:t>d)</w:t>
-        <w:tab/>
-        <w:t>A voltaxe do circuíto se duplicou tamén</w:t>
       </w:r>
     </w:p>
     <w:p>
@@ -2723,7 +2723,7 @@
       <w:r>
         <w:t>b)</w:t>
         <w:tab/>
-        <w:t>0,67W</w:t>
+        <w:t>1,5W</w:t>
       </w:r>
     </w:p>
     <w:p>
@@ -2733,7 +2733,7 @@
       <w:r>
         <w:t>c)</w:t>
         <w:tab/>
-        <w:t>1,5W</w:t>
+        <w:t>0,67W</w:t>
       </w:r>
     </w:p>
     <w:p>
@@ -2809,7 +2809,7 @@
       <w:r>
         <w:t>a)</w:t>
         <w:tab/>
-        <w:t>2 J</w:t>
+        <w:t>50 J</w:t>
       </w:r>
     </w:p>
     <w:p>
@@ -2819,7 +2819,7 @@
       <w:r>
         <w:t>b)</w:t>
         <w:tab/>
-        <w:t>50 J</w:t>
+        <w:t>0,5 J</w:t>
       </w:r>
     </w:p>
     <w:p>
@@ -2829,7 +2829,7 @@
       <w:r>
         <w:t>c)</w:t>
         <w:tab/>
-        <w:t>0,5 J</w:t>
+        <w:t>10 J</w:t>
       </w:r>
     </w:p>
     <w:p>
@@ -2839,7 +2839,7 @@
       <w:r>
         <w:t>d)</w:t>
         <w:tab/>
-        <w:t>10 J</w:t>
+        <w:t>2 J</w:t>
       </w:r>
     </w:p>
     <w:p>
@@ -2857,7 +2857,7 @@
       <w:r>
         <w:t>a)</w:t>
         <w:tab/>
-        <w:t xml:space="preserve"> neutra</w:t>
+        <w:t>positiva</w:t>
       </w:r>
     </w:p>
     <w:p>
@@ -2867,7 +2867,7 @@
       <w:r>
         <w:t>b)</w:t>
         <w:tab/>
-        <w:t>depende do átomo</w:t>
+        <w:t xml:space="preserve"> neutra</w:t>
       </w:r>
     </w:p>
     <w:p>
@@ -2887,7 +2887,7 @@
       <w:r>
         <w:t>d)</w:t>
         <w:tab/>
-        <w:t>positiva</w:t>
+        <w:t>depende do átomo</w:t>
       </w:r>
     </w:p>
     <w:p>
@@ -2915,7 +2915,7 @@
       <w:r>
         <w:t>b)</w:t>
         <w:tab/>
-        <w:t>O Ohmnio (Ω)</w:t>
+        <w:t>O Vatio (W)</w:t>
       </w:r>
     </w:p>
     <w:p>
@@ -2925,7 +2925,103 @@
       <w:r>
         <w:t>c)</w:t>
         <w:tab/>
+        <w:t>O Voltio (V)</w:t>
+      </w:r>
+    </w:p>
+    <w:p>
+      <w:pPr>
+        <w:pStyle w:val="Choice"/>
+      </w:pPr>
+      <w:r>
+        <w:t>d)</w:t>
+        <w:tab/>
+        <w:t>O Ohmnio (Ω)</w:t>
+      </w:r>
+    </w:p>
+    <w:p>
+      <w:pPr>
+        <w:pStyle w:val="ListNumber"/>
+      </w:pPr>
+      <w:r>
+        <w:t>Cal é a unidade elemental de Intensidade?</w:t>
+      </w:r>
+    </w:p>
+    <w:p>
+      <w:pPr>
+        <w:pStyle w:val="Choice"/>
+      </w:pPr>
+      <w:r>
+        <w:t>a)</w:t>
+        <w:tab/>
+        <w:t>O Ohmnio (Ω)</w:t>
+      </w:r>
+    </w:p>
+    <w:p>
+      <w:pPr>
+        <w:pStyle w:val="Choice"/>
+      </w:pPr>
+      <w:r>
+        <w:t>b)</w:t>
+        <w:tab/>
+        <w:t>O Amperio (A)</w:t>
+      </w:r>
+    </w:p>
+    <w:p>
+      <w:pPr>
+        <w:pStyle w:val="Choice"/>
+      </w:pPr>
+      <w:r>
+        <w:t>c)</w:t>
+        <w:tab/>
+        <w:t>O Voltio (V)</w:t>
+      </w:r>
+    </w:p>
+    <w:p>
+      <w:pPr>
+        <w:pStyle w:val="Choice"/>
+      </w:pPr>
+      <w:r>
+        <w:t>d)</w:t>
+        <w:tab/>
         <w:t>O Vatio (W)</w:t>
+      </w:r>
+    </w:p>
+    <w:p>
+      <w:pPr>
+        <w:pStyle w:val="ListNumber"/>
+      </w:pPr>
+      <w:r>
+        <w:t>Cal é a unidade elemental de Resistencia?</w:t>
+      </w:r>
+    </w:p>
+    <w:p>
+      <w:pPr>
+        <w:pStyle w:val="Choice"/>
+      </w:pPr>
+      <w:r>
+        <w:t>a)</w:t>
+        <w:tab/>
+        <w:t>O Amperio (A)</w:t>
+      </w:r>
+    </w:p>
+    <w:p>
+      <w:pPr>
+        <w:pStyle w:val="Choice"/>
+      </w:pPr>
+      <w:r>
+        <w:t>b)</w:t>
+        <w:tab/>
+        <w:t>O Vatio (W)</w:t>
+      </w:r>
+    </w:p>
+    <w:p>
+      <w:pPr>
+        <w:pStyle w:val="Choice"/>
+      </w:pPr>
+      <w:r>
+        <w:t>c)</w:t>
+        <w:tab/>
+        <w:t>O Ohmnio (Ω)</w:t>
       </w:r>
     </w:p>
     <w:p>
@@ -2943,55 +3039,7 @@
         <w:pStyle w:val="ListNumber"/>
       </w:pPr>
       <w:r>
-        <w:t>Cal é a unidade elemental de Intensidade?</w:t>
-      </w:r>
-    </w:p>
-    <w:p>
-      <w:pPr>
-        <w:pStyle w:val="Choice"/>
-      </w:pPr>
-      <w:r>
-        <w:t>a)</w:t>
-        <w:tab/>
-        <w:t>O Amperio (A)</w:t>
-      </w:r>
-    </w:p>
-    <w:p>
-      <w:pPr>
-        <w:pStyle w:val="Choice"/>
-      </w:pPr>
-      <w:r>
-        <w:t>b)</w:t>
-        <w:tab/>
-        <w:t>O Vatio (W)</w:t>
-      </w:r>
-    </w:p>
-    <w:p>
-      <w:pPr>
-        <w:pStyle w:val="Choice"/>
-      </w:pPr>
-      <w:r>
-        <w:t>c)</w:t>
-        <w:tab/>
-        <w:t>O Voltio (V)</w:t>
-      </w:r>
-    </w:p>
-    <w:p>
-      <w:pPr>
-        <w:pStyle w:val="Choice"/>
-      </w:pPr>
-      <w:r>
-        <w:t>d)</w:t>
-        <w:tab/>
-        <w:t>O Ohmnio (Ω)</w:t>
-      </w:r>
-    </w:p>
-    <w:p>
-      <w:pPr>
-        <w:pStyle w:val="ListNumber"/>
-      </w:pPr>
-      <w:r>
-        <w:t>Cal é a unidade elemental de Resistencia?</w:t>
+        <w:t>Cal é a unidade elemental de Potencia?</w:t>
       </w:r>
     </w:p>
     <w:p>
@@ -3011,7 +3059,7 @@
       <w:r>
         <w:t>b)</w:t>
         <w:tab/>
-        <w:t>O Amperio (A)</w:t>
+        <w:t>O Voltio (V)</w:t>
       </w:r>
     </w:p>
     <w:p>
@@ -3021,7 +3069,7 @@
       <w:r>
         <w:t>c)</w:t>
         <w:tab/>
-        <w:t>O Vatio (W)</w:t>
+        <w:t>O Amperio (A)</w:t>
       </w:r>
     </w:p>
     <w:p>
@@ -3031,55 +3079,7 @@
       <w:r>
         <w:t>d)</w:t>
         <w:tab/>
-        <w:t>O Voltio (V)</w:t>
-      </w:r>
-    </w:p>
-    <w:p>
-      <w:pPr>
-        <w:pStyle w:val="ListNumber"/>
-      </w:pPr>
-      <w:r>
-        <w:t>Cal é a unidade elemental de Potencia?</w:t>
-      </w:r>
-    </w:p>
-    <w:p>
-      <w:pPr>
-        <w:pStyle w:val="Choice"/>
-      </w:pPr>
-      <w:r>
-        <w:t>a)</w:t>
-        <w:tab/>
         <w:t>O Vatio (W)</w:t>
-      </w:r>
-    </w:p>
-    <w:p>
-      <w:pPr>
-        <w:pStyle w:val="Choice"/>
-      </w:pPr>
-      <w:r>
-        <w:t>b)</w:t>
-        <w:tab/>
-        <w:t>O Ohmnio (Ω)</w:t>
-      </w:r>
-    </w:p>
-    <w:p>
-      <w:pPr>
-        <w:pStyle w:val="Choice"/>
-      </w:pPr>
-      <w:r>
-        <w:t>c)</w:t>
-        <w:tab/>
-        <w:t>O Voltio (V)</w:t>
-      </w:r>
-    </w:p>
-    <w:p>
-      <w:pPr>
-        <w:pStyle w:val="Choice"/>
-      </w:pPr>
-      <w:r>
-        <w:t>d)</w:t>
-        <w:tab/>
-        <w:t>O Amperio (A)</w:t>
       </w:r>
     </w:p>
     <w:sectPr>
